--- a/1 am/بيئة التعامل مع الحاسوب 1/cours 3/fiche.docx
+++ b/1 am/بيئة التعامل مع الحاسوب 1/cours 3/fiche.docx
@@ -397,7 +397,7 @@
       <w:r>
         <w:rPr>
           <w:noProof/>
-          <w:lang w:eastAsia="fr-FR"/>
+          <w:lang w:val="en-US"/>
         </w:rPr>
         <mc:AlternateContent>
           <mc:Choice Requires="wps">
@@ -2126,7 +2126,7 @@
         <w:tc>
           <w:tcPr>
             <w:tcW w:w="6116" w:type="dxa"/>
-            <w:shd w:val="clear" w:color="auto" w:fill="FFF2CC" w:themeFill="accent4" w:themeFillTint="33"/>
+            <w:shd w:val="clear" w:color="auto" w:fill="DEEAF6" w:themeFill="accent1" w:themeFillTint="33"/>
             <w:vAlign w:val="center"/>
           </w:tcPr>
           <w:p>
@@ -2648,7 +2648,7 @@
         <w:tc>
           <w:tcPr>
             <w:tcW w:w="6116" w:type="dxa"/>
-            <w:shd w:val="clear" w:color="auto" w:fill="FFF2CC" w:themeFill="accent4" w:themeFillTint="33"/>
+            <w:shd w:val="clear" w:color="auto" w:fill="DEEAF6" w:themeFill="accent1" w:themeFillTint="33"/>
           </w:tcPr>
           <w:p>
             <w:pPr>
@@ -3221,7 +3221,7 @@
         <w:tc>
           <w:tcPr>
             <w:tcW w:w="6116" w:type="dxa"/>
-            <w:shd w:val="clear" w:color="auto" w:fill="FFF2CC" w:themeFill="accent4" w:themeFillTint="33"/>
+            <w:shd w:val="clear" w:color="auto" w:fill="DEEAF6" w:themeFill="accent1" w:themeFillTint="33"/>
           </w:tcPr>
           <w:p>
             <w:pPr>
@@ -3271,6 +3271,8 @@
               </w:rPr>
               <w:t>متـــابعة إجـابـات المتعلّمين وتصويبهــــا</w:t>
             </w:r>
+            <w:bookmarkStart w:id="0" w:name="_GoBack"/>
+            <w:bookmarkEnd w:id="0"/>
           </w:p>
         </w:tc>
         <w:tc>
@@ -3605,7 +3607,6 @@
                 <w:lang w:bidi="ar-DZ"/>
               </w:rPr>
             </w:pPr>
-            <w:bookmarkStart w:id="0" w:name="_GoBack" w:colFirst="2" w:colLast="2"/>
             <w:r>
               <w:rPr>
                 <w:rFonts w:asciiTheme="majorBidi" w:hAnsiTheme="majorBidi" w:cstheme="majorBidi"/>
@@ -3777,7 +3778,6 @@
           </w:p>
         </w:tc>
       </w:tr>
-      <w:bookmarkEnd w:id="0"/>
     </w:tbl>
     <w:p>
       <w:pPr>
@@ -3813,7 +3813,7 @@
       <w:r>
         <w:rPr>
           <w:noProof/>
-          <w:lang w:eastAsia="fr-FR"/>
+          <w:lang w:val="en-US"/>
         </w:rPr>
         <w:lastRenderedPageBreak/>
         <mc:AlternateContent>
@@ -5412,7 +5412,7 @@
                       <w:sz w:val="28"/>
                       <w:szCs w:val="28"/>
                       <w:rtl/>
-                      <w:lang w:eastAsia="fr-FR"/>
+                      <w:lang w:val="en-US"/>
                     </w:rPr>
                     <w:drawing>
                       <wp:inline distT="0" distB="0" distL="0" distR="0" wp14:anchorId="526A66E3" wp14:editId="56F9F080">
@@ -5484,7 +5484,7 @@
                       <w:sz w:val="28"/>
                       <w:szCs w:val="28"/>
                       <w:rtl/>
-                      <w:lang w:eastAsia="fr-FR"/>
+                      <w:lang w:val="en-US"/>
                     </w:rPr>
                     <w:drawing>
                       <wp:inline distT="0" distB="0" distL="0" distR="0" wp14:anchorId="4D8C36C4" wp14:editId="171DD5FF">
@@ -5556,7 +5556,7 @@
                       <w:sz w:val="28"/>
                       <w:szCs w:val="28"/>
                       <w:rtl/>
-                      <w:lang w:eastAsia="fr-FR"/>
+                      <w:lang w:val="en-US"/>
                     </w:rPr>
                     <w:drawing>
                       <wp:inline distT="0" distB="0" distL="0" distR="0" wp14:anchorId="6EA7547A" wp14:editId="2460B90B">
@@ -5633,7 +5633,7 @@
                       <w:sz w:val="28"/>
                       <w:szCs w:val="28"/>
                       <w:rtl/>
-                      <w:lang w:eastAsia="fr-FR"/>
+                      <w:lang w:val="en-US"/>
                     </w:rPr>
                     <w:drawing>
                       <wp:inline distT="0" distB="0" distL="0" distR="0" wp14:anchorId="2DA7A40D" wp14:editId="134D6463">
@@ -5705,7 +5705,7 @@
                       <w:sz w:val="28"/>
                       <w:szCs w:val="28"/>
                       <w:rtl/>
-                      <w:lang w:eastAsia="fr-FR"/>
+                      <w:lang w:val="en-US"/>
                     </w:rPr>
                     <w:drawing>
                       <wp:inline distT="0" distB="0" distL="0" distR="0" wp14:anchorId="1B10DF64" wp14:editId="7156C65C">
@@ -5777,7 +5777,7 @@
                       <w:sz w:val="28"/>
                       <w:szCs w:val="28"/>
                       <w:rtl/>
-                      <w:lang w:eastAsia="fr-FR"/>
+                      <w:lang w:val="en-US"/>
                     </w:rPr>
                     <w:drawing>
                       <wp:inline distT="0" distB="0" distL="0" distR="0" wp14:anchorId="290498C1" wp14:editId="3064FC28">
@@ -6108,7 +6108,7 @@
                       <w:szCs w:val="28"/>
                       <w:u w:val="single"/>
                       <w:rtl/>
-                      <w:lang w:eastAsia="fr-FR"/>
+                      <w:lang w:val="en-US"/>
                     </w:rPr>
                     <w:drawing>
                       <wp:inline distT="0" distB="0" distL="0" distR="0" wp14:anchorId="669E618A" wp14:editId="6510C904">
@@ -6184,7 +6184,7 @@
                       <w:szCs w:val="28"/>
                       <w:u w:val="single"/>
                       <w:rtl/>
-                      <w:lang w:eastAsia="fr-FR"/>
+                      <w:lang w:val="en-US"/>
                     </w:rPr>
                     <w:drawing>
                       <wp:inline distT="0" distB="0" distL="0" distR="0" wp14:anchorId="4FFC8F25" wp14:editId="270C5F7A">
@@ -6468,7 +6468,7 @@
             <w:r>
               <w:rPr>
                 <w:noProof/>
-                <w:lang w:eastAsia="fr-FR"/>
+                <w:lang w:val="en-US"/>
               </w:rPr>
               <mc:AlternateContent>
                 <mc:Choice Requires="wps">
@@ -6630,7 +6630,7 @@
             <w:r>
               <w:rPr>
                 <w:noProof/>
-                <w:lang w:eastAsia="fr-FR"/>
+                <w:lang w:val="en-US"/>
               </w:rPr>
               <mc:AlternateContent>
                 <mc:Choice Requires="wps">
@@ -6927,7 +6927,7 @@
             <w:r>
               <w:rPr>
                 <w:noProof/>
-                <w:lang w:eastAsia="fr-FR"/>
+                <w:lang w:val="en-US"/>
               </w:rPr>
               <mc:AlternateContent>
                 <mc:Choice Requires="wps">
@@ -7135,7 +7135,7 @@
             <w:r>
               <w:rPr>
                 <w:noProof/>
-                <w:lang w:eastAsia="fr-FR"/>
+                <w:lang w:val="en-US"/>
               </w:rPr>
               <mc:AlternateContent>
                 <mc:Choice Requires="wps">
@@ -7603,7 +7603,7 @@
       <w:r>
         <w:rPr>
           <w:noProof/>
-          <w:lang w:eastAsia="fr-FR"/>
+          <w:lang w:val="en-US"/>
         </w:rPr>
         <w:lastRenderedPageBreak/>
         <mc:AlternateContent>
@@ -8583,7 +8583,7 @@
             <w:r>
               <w:rPr>
                 <w:noProof/>
-                <w:lang w:eastAsia="fr-FR"/>
+                <w:lang w:val="en-US"/>
               </w:rPr>
               <mc:AlternateContent>
                 <mc:Choice Requires="wps">
@@ -8810,7 +8810,7 @@
             <w:r>
               <w:rPr>
                 <w:noProof/>
-                <w:lang w:eastAsia="fr-FR"/>
+                <w:lang w:val="en-US"/>
               </w:rPr>
               <mc:AlternateContent>
                 <mc:Choice Requires="wps">
@@ -9155,7 +9155,7 @@
             <w:r>
               <w:rPr>
                 <w:noProof/>
-                <w:lang w:eastAsia="fr-FR"/>
+                <w:lang w:val="en-US"/>
               </w:rPr>
               <mc:AlternateContent>
                 <mc:Choice Requires="wps">
@@ -9402,7 +9402,7 @@
             <w:r>
               <w:rPr>
                 <w:noProof/>
-                <w:lang w:eastAsia="fr-FR"/>
+                <w:lang w:val="en-US"/>
               </w:rPr>
               <mc:AlternateContent>
                 <mc:Choice Requires="wps">
@@ -9879,7 +9879,7 @@
               <w:rPr>
                 <w:noProof/>
                 <w:color w:val="FF0000"/>
-                <w:lang w:eastAsia="fr-FR"/>
+                <w:lang w:val="en-US"/>
               </w:rPr>
               <mc:AlternateContent>
                 <mc:Choice Requires="wps">
@@ -10121,7 +10121,7 @@
             <w:r>
               <w:rPr>
                 <w:noProof/>
-                <w:lang w:eastAsia="fr-FR"/>
+                <w:lang w:val="en-US"/>
               </w:rPr>
               <mc:AlternateContent>
                 <mc:Choice Requires="wps">
@@ -11065,7 +11065,7 @@
             <w:r>
               <w:rPr>
                 <w:noProof/>
-                <w:lang w:eastAsia="fr-FR"/>
+                <w:lang w:val="en-US"/>
               </w:rPr>
               <mc:AlternateContent>
                 <mc:Choice Requires="wps">
@@ -11273,7 +11273,7 @@
             <w:r>
               <w:rPr>
                 <w:noProof/>
-                <w:lang w:eastAsia="fr-FR"/>
+                <w:lang w:val="en-US"/>
               </w:rPr>
               <mc:AlternateContent>
                 <mc:Choice Requires="wps">
@@ -11481,7 +11481,7 @@
             <w:r>
               <w:rPr>
                 <w:noProof/>
-                <w:lang w:eastAsia="fr-FR"/>
+                <w:lang w:val="en-US"/>
               </w:rPr>
               <mc:AlternateContent>
                 <mc:Choice Requires="wps">
@@ -11710,7 +11710,7 @@
             <w:r>
               <w:rPr>
                 <w:noProof/>
-                <w:lang w:eastAsia="fr-FR"/>
+                <w:lang w:val="en-US"/>
               </w:rPr>
               <mc:AlternateContent>
                 <mc:Choice Requires="wps">
@@ -12208,7 +12208,7 @@
         <w:r>
           <w:rPr>
             <w:noProof/>
-            <w:lang w:eastAsia="fr-FR"/>
+            <w:lang w:val="en-US"/>
           </w:rPr>
           <mc:AlternateContent>
             <mc:Choice Requires="wpg">
@@ -14774,7 +14774,7 @@
 </file>
 
 <file path=customXml/itemProps1.xml><?xml version="1.0" encoding="utf-8"?>
-<ds:datastoreItem xmlns:ds="http://schemas.openxmlformats.org/officeDocument/2006/customXml" ds:itemID="{B8856156-EEFB-4391-BDAA-1435EE47489F}">
+<ds:datastoreItem xmlns:ds="http://schemas.openxmlformats.org/officeDocument/2006/customXml" ds:itemID="{462DDEC4-9C5B-4305-814F-B4F369D230B6}">
   <ds:schemaRefs>
     <ds:schemaRef ds:uri="http://schemas.openxmlformats.org/officeDocument/2006/bibliography"/>
   </ds:schemaRefs>
